--- a/module-6/RBreutzmann-Assignment6.2.docx
+++ b/module-6/RBreutzmann-Assignment6.2.docx
@@ -20,7 +20,7 @@
           <w:noProof/>
         </w:rPr>
         <w:drawing>
-          <wp:inline distT="0" distB="0" distL="0" distR="0" wp14:anchorId="0C96B08D" wp14:editId="46078330">
+          <wp:inline distT="0" distB="0" distL="0" distR="0" wp14:anchorId="0C96B08D" wp14:editId="378F2A4C">
             <wp:extent cx="3693767" cy="6250075"/>
             <wp:effectExtent l="0" t="0" r="2540" b="0"/>
             <wp:docPr id="603244523" name="Picture 1" descr="A screenshot of a computer program&#10;&#10;AI-generated content may be incorrect."/>
@@ -71,7 +71,7 @@
           <w:noProof/>
         </w:rPr>
         <w:drawing>
-          <wp:inline distT="0" distB="0" distL="0" distR="0" wp14:anchorId="6961C423" wp14:editId="7A1D02F6">
+          <wp:inline distT="0" distB="0" distL="0" distR="0" wp14:anchorId="6961C423" wp14:editId="5BD5E3C0">
             <wp:extent cx="5943600" cy="712418"/>
             <wp:effectExtent l="0" t="0" r="0" b="0"/>
             <wp:docPr id="963198827" name="Picture 2"/>
@@ -117,12 +117,17 @@
       <w:pPr>
         <w:jc w:val="center"/>
       </w:pPr>
-      <w:r>
-        <w:t>https://github.com/BobbyJoeCool/CSD-310</w:t>
-      </w:r>
+      <w:hyperlink r:id="rId8" w:history="1">
+        <w:r>
+          <w:rPr>
+            <w:rStyle w:val="Hyperlink"/>
+          </w:rPr>
+          <w:t>Module 6 - GitHub Link</w:t>
+        </w:r>
+      </w:hyperlink>
     </w:p>
     <w:sectPr>
-      <w:headerReference w:type="first" r:id="rId8"/>
+      <w:headerReference w:type="first" r:id="rId9"/>
       <w:pgSz w:w="12240" w:h="15840"/>
       <w:pgMar w:top="1440" w:right="1440" w:bottom="1440" w:left="1440" w:header="720" w:footer="720" w:gutter="0"/>
       <w:cols w:space="720"/>
@@ -1173,6 +1178,29 @@
     <w:uiPriority w:val="99"/>
     <w:rsid w:val="008C0B89"/>
   </w:style>
+  <w:style w:type="character" w:styleId="Hyperlink">
+    <w:name w:val="Hyperlink"/>
+    <w:basedOn w:val="DefaultParagraphFont"/>
+    <w:uiPriority w:val="99"/>
+    <w:unhideWhenUsed/>
+    <w:rsid w:val="00A82CBB"/>
+    <w:rPr>
+      <w:color w:val="467886" w:themeColor="hyperlink"/>
+      <w:u w:val="single"/>
+    </w:rPr>
+  </w:style>
+  <w:style w:type="character" w:styleId="UnresolvedMention">
+    <w:name w:val="Unresolved Mention"/>
+    <w:basedOn w:val="DefaultParagraphFont"/>
+    <w:uiPriority w:val="99"/>
+    <w:semiHidden/>
+    <w:unhideWhenUsed/>
+    <w:rsid w:val="00A82CBB"/>
+    <w:rPr>
+      <w:color w:val="605E5C"/>
+      <w:shd w:val="clear" w:color="auto" w:fill="E1DFDD"/>
+    </w:rPr>
+  </w:style>
 </w:styles>
 </file>
 
